--- a/Archivos Proyecto Integrado/02 Informes Word/Informe_U2_Diseno_Delicias_de_Mama_2026.docx
+++ b/Archivos Proyecto Integrado/02 Informes Word/Informe_U2_Diseno_Delicias_de_Mama_2026.docx
@@ -108,7 +108,7 @@
         <w:rPr>
           <w:rFonts w:ascii="Tahoma" w:hAnsi="Tahoma" w:cs="Tahoma"/>
         </w:rPr>
-        <w:t xml:space="preserve">NOMBRE: Felipe Alvarado, Jafet Lavados y Matias Otero</w:t>
+        <w:t xml:space="preserve">NOMBRE: Felipe Alvarado y Jafet Lavados</w:t>
         <w:br/>
         <w:t xml:space="preserve">CARRERA: Analista Programador · INACAP Punta Arenas</w:t>
         <w:br/>
@@ -3658,7 +3658,7 @@
                 <w:sz w:val="22"/>
                 <w:szCs w:val="22"/>
               </w:rPr>
-              <w:t xml:space="preserve">Arquitectura Android, integración y componentes.</w:t>
+              <w:t xml:space="preserve">Arquitectura Android, integración, componentes e interfaces.</w:t>
             </w:r>
           </w:p>
         </w:tc>
@@ -3681,7 +3681,7 @@
                 <w:sz w:val="22"/>
                 <w:szCs w:val="22"/>
               </w:rPr>
-              <w:t xml:space="preserve">Revisar casos de prueba con Matias.</w:t>
+              <w:t xml:space="preserve">Revisar casos de prueba con Jafet.</w:t>
             </w:r>
           </w:p>
         </w:tc>
@@ -3732,7 +3732,7 @@
                 <w:sz w:val="22"/>
                 <w:szCs w:val="22"/>
               </w:rPr>
-              <w:t xml:space="preserve">Modelo de datos, diccionario y reglas del servidor.</w:t>
+              <w:t xml:space="preserve">Modelo de datos, reglas del servidor y registro de pruebas.</w:t>
             </w:r>
           </w:p>
         </w:tc>
@@ -3756,80 +3756,6 @@
                 <w:szCs w:val="22"/>
               </w:rPr>
               <w:t xml:space="preserve">Revisar arquitectura con Felipe.</w:t>
-            </w:r>
-          </w:p>
-        </w:tc>
-      </w:tr>
-      <w:tr>
-        <w:trPr>
-          <w:cantSplit/>
-        </w:trPr>
-        <w:tc>
-          <w:tcPr>
-            <w:tcW w:w="2700" w:type="dxa"/>
-          </w:tcPr>
-          <w:p>
-            <w:pPr>
-              <w:rPr>
-                <w:rFonts w:ascii="Tahoma" w:hAnsi="Tahoma" w:cs="Tahoma"/>
-                <w:sz w:val="22"/>
-                <w:szCs w:val="22"/>
-              </w:rPr>
-              <w:spacing w:before="0" w:after="0" w:line="245" w:lineRule="auto"/>
-            </w:pPr>
-            <w:r>
-              <w:rPr>
-                <w:rFonts w:ascii="Tahoma" w:hAnsi="Tahoma" w:cs="Tahoma"/>
-                <w:sz w:val="22"/>
-                <w:szCs w:val="22"/>
-              </w:rPr>
-              <w:t xml:space="preserve">Matias Otero</w:t>
-            </w:r>
-          </w:p>
-        </w:tc>
-        <w:tc>
-          <w:tcPr>
-            <w:tcW w:w="4500" w:type="dxa"/>
-          </w:tcPr>
-          <w:p>
-            <w:pPr>
-              <w:rPr>
-                <w:rFonts w:ascii="Tahoma" w:hAnsi="Tahoma" w:cs="Tahoma"/>
-                <w:sz w:val="22"/>
-                <w:szCs w:val="22"/>
-              </w:rPr>
-              <w:spacing w:before="0" w:after="0" w:line="245" w:lineRule="auto"/>
-            </w:pPr>
-            <w:r>
-              <w:rPr>
-                <w:rFonts w:ascii="Tahoma" w:hAnsi="Tahoma" w:cs="Tahoma"/>
-                <w:sz w:val="22"/>
-                <w:szCs w:val="22"/>
-              </w:rPr>
-              <w:t xml:space="preserve">Interfaces, planificación y registro de pruebas.</w:t>
-            </w:r>
-          </w:p>
-        </w:tc>
-        <w:tc>
-          <w:tcPr>
-            <w:tcW w:w="3400" w:type="dxa"/>
-          </w:tcPr>
-          <w:p>
-            <w:pPr>
-              <w:rPr>
-                <w:rFonts w:ascii="Tahoma" w:hAnsi="Tahoma" w:cs="Tahoma"/>
-                <w:sz w:val="22"/>
-                <w:szCs w:val="22"/>
-              </w:rPr>
-              <w:spacing w:before="0" w:after="0" w:line="245" w:lineRule="auto"/>
-            </w:pPr>
-            <w:r>
-              <w:rPr>
-                <w:rFonts w:ascii="Tahoma" w:hAnsi="Tahoma" w:cs="Tahoma"/>
-                <w:sz w:val="22"/>
-                <w:szCs w:val="22"/>
-              </w:rPr>
-              <w:t xml:space="preserve">Revisar datos con Jafet.</w:t>
             </w:r>
           </w:p>
         </w:tc>
@@ -8383,7 +8309,7 @@
           <w:sz w:val="22"/>
           <w:szCs w:val="22"/>
         </w:rPr>
-        <w:t xml:space="preserve">Responsables propuestos: Matias ejecuta y registra; Felipe revisa app e integración; Jafet revisa reglas y datos. Se confirma esta distribución antes del ensayo. Todos los casos siguientes quedan PLANIFICADOS; el presente informe no acredita su ejecución.</w:t>
+        <w:t xml:space="preserve">Responsables propuestos: Felipe ejecuta las pruebas de app e integración; Jafet registra resultados y revisa reglas y datos. Ambos revisan los resultados. Se confirma esta distribución antes del ensayo. Todos los casos siguientes quedan PLANIFICADOS; el presente informe no acredita su ejecución.</w:t>
       </w:r>
     </w:p>
     <w:tbl>
@@ -10172,7 +10098,7 @@
           <w:sz w:val="22"/>
           <w:szCs w:val="22"/>
         </w:rPr>
-        <w:t xml:space="preserve">[2] Alvarado, F., Lavados, J. y Otero, M. (2026). Diagnóstico del problema informático, Delicias de Mamá. Informe U1 del 7 de octubre de 2026, versión de revisión. Requisitos RF-01 a RF-10 y RNF-01 a RNF-06.</w:t>
+        <w:t xml:space="preserve">[2] Alvarado, F. y Lavados, J. (2026). Diagnóstico del problema informático, Delicias de Mamá. Informe U1 del 7 de octubre de 2026, versión de revisión. Requisitos RF-01 a RF-10 y RNF-01 a RNF-06.</w:t>
       </w:r>
     </w:p>
     <w:p>
